--- a/zhs/docx/045.content.docx
+++ b/zhs/docx/045.content.docx
@@ -245,18 +245,12 @@
         </w:rPr>
         <w:t>即使许多圣经译本都使用痲疯病或痲疯病人这个词，但在圣经时代的</w:t>
       </w:r>
-      <w:hyperlink r:id="rId13">
-        <w:r>
-          <w:rPr>
-            <w:lang w:val="zh_CN" w:bidi="zh_CN"/>
-          </w:rPr>
-          <w:rPr>
-            <w:color w:val="0000EE"/>
-            <w:u w:val="single"/>
-          </w:rPr>
-          <w:t>以色列</w:t>
-        </w:r>
-      </w:hyperlink>
+      <w:r>
+        <w:rPr>
+          <w:lang w:val="zh_CN" w:bidi="zh_CN"/>
+        </w:rPr>
+        <w:t>以色列</w:t>
+      </w:r>
       <w:r>
         <w:rPr>
           <w:lang w:val="zh_CN" w:bidi="zh_CN"/>
@@ -277,41 +271,17 @@
         </w:rPr>
         <w:t>无论这种皮肤病是什么，患有这种疾病都是一件非常糟糕的事，因为患有这种疾病的人是"</w:t>
       </w:r>
-      <w:hyperlink r:id="rId14">
-        <w:r>
-          <w:rPr>
-            <w:lang w:val="zh_CN" w:bidi="zh_CN"/>
-          </w:rPr>
-          <w:rPr>
-            <w:color w:val="0000EE"/>
-            <w:u w:val="single"/>
-          </w:rPr>
-          <w:t>不洁净</w:t>
-        </w:r>
-      </w:hyperlink>
-      <w:r>
-        <w:rPr>
-          <w:lang w:val="zh_CN" w:bidi="zh_CN"/>
-        </w:rPr>
-        <w:t>的"，这表示这个人被认为不适合</w:t>
-      </w:r>
-      <w:hyperlink r:id="rId15">
-        <w:r>
-          <w:rPr>
-            <w:lang w:val="zh_CN" w:bidi="zh_CN"/>
-          </w:rPr>
-          <w:rPr>
-            <w:color w:val="0000EE"/>
-            <w:u w:val="single"/>
-          </w:rPr>
-          <w:t>敬拜</w:t>
-        </w:r>
-      </w:hyperlink>
-      <w:r>
-        <w:rPr>
-          <w:lang w:val="zh_CN" w:bidi="zh_CN"/>
-        </w:rPr>
-        <w:t>神。 一个不洁净的人不能参与社区内的活动。 他们必须住在社区外，远离其他人。 他们穿著那个时代的人因为某人去世而悲伤时所穿的衣服。如果其他人靠近他们，他们必须喊："小心，我们是不洁净的！" 这样就没有人会接近他们。</w:t>
+      <w:r>
+        <w:rPr>
+          <w:lang w:val="zh_CN" w:bidi="zh_CN"/>
+        </w:rPr>
+        <w:t>不洁净</w:t>
+      </w:r>
+      <w:r>
+        <w:rPr>
+          <w:lang w:val="zh_CN" w:bidi="zh_CN"/>
+        </w:rPr>
+        <w:t>的"，这表示这个人被认为不适合敬拜神。 一个不洁净的人不能参与社区内的活动。 他们必须住在社区外，远离其他人。 他们穿著那个时代的人因为某人去世而悲伤时所穿的衣服。如果其他人靠近他们，他们必须喊："小心，我们是不洁净的！" 这样就没有人会接近他们。</w:t>
       </w:r>
     </w:p>
     <w:p>
@@ -327,18 +297,12 @@
         </w:rPr>
         <w:t>这个疾病本身可能不具有传染性，但疾病提醒人们</w:t>
       </w:r>
-      <w:hyperlink r:id="rId16">
-        <w:r>
-          <w:rPr>
-            <w:lang w:val="zh_CN" w:bidi="zh_CN"/>
-          </w:rPr>
-          <w:rPr>
-            <w:color w:val="0000EE"/>
-            <w:u w:val="single"/>
-          </w:rPr>
-          <w:t>罪</w:t>
-        </w:r>
-      </w:hyperlink>
+      <w:r>
+        <w:rPr>
+          <w:lang w:val="zh_CN" w:bidi="zh_CN"/>
+        </w:rPr>
+        <w:t>罪</w:t>
+      </w:r>
       <w:r>
         <w:rPr>
           <w:lang w:val="zh_CN" w:bidi="zh_CN"/>
@@ -373,54 +337,36 @@
         </w:rPr>
         <w:t>每当有人注意到他们身上有一个奇怪的斑点时，他们必须告诉</w:t>
       </w:r>
-      <w:hyperlink r:id="rId17">
-        <w:r>
-          <w:rPr>
-            <w:lang w:val="zh_CN" w:bidi="zh_CN"/>
-          </w:rPr>
-          <w:rPr>
-            <w:color w:val="0000EE"/>
-            <w:u w:val="single"/>
-          </w:rPr>
-          <w:t>祭司</w:t>
-        </w:r>
-      </w:hyperlink>
+      <w:r>
+        <w:rPr>
+          <w:lang w:val="zh_CN" w:bidi="zh_CN"/>
+        </w:rPr>
+        <w:t>祭司</w:t>
+      </w:r>
       <w:r>
         <w:rPr>
           <w:lang w:val="zh_CN" w:bidi="zh_CN"/>
         </w:rPr>
         <w:t>。 祭司是在神的</w:t>
       </w:r>
-      <w:hyperlink r:id="rId18">
-        <w:r>
-          <w:rPr>
-            <w:lang w:val="zh_CN" w:bidi="zh_CN"/>
-          </w:rPr>
-          <w:rPr>
-            <w:color w:val="0000EE"/>
-            <w:u w:val="single"/>
-          </w:rPr>
-          <w:t>殿</w:t>
-        </w:r>
-      </w:hyperlink>
+      <w:r>
+        <w:rPr>
+          <w:lang w:val="zh_CN" w:bidi="zh_CN"/>
+        </w:rPr>
+        <w:t>殿</w:t>
+      </w:r>
       <w:r>
         <w:rPr>
           <w:lang w:val="zh_CN" w:bidi="zh_CN"/>
         </w:rPr>
         <w:t>中工作的人。 祭司负责确保人们在礼仪上是洁净的：祭司所举行的仪式使人们适合敬拜神。 因此，祭司必须决定一个身上有一个斑点的人是洁净还是洁净。 神在祂的</w:t>
       </w:r>
-      <w:hyperlink r:id="rId19">
-        <w:r>
-          <w:rPr>
-            <w:lang w:val="zh_CN" w:bidi="zh_CN"/>
-          </w:rPr>
-          <w:rPr>
-            <w:color w:val="0000EE"/>
-            <w:u w:val="single"/>
-          </w:rPr>
-          <w:t>律法</w:t>
-        </w:r>
-      </w:hyperlink>
+      <w:r>
+        <w:rPr>
+          <w:lang w:val="zh_CN" w:bidi="zh_CN"/>
+        </w:rPr>
+        <w:t>律法</w:t>
+      </w:r>
       <w:r>
         <w:rPr>
           <w:lang w:val="zh_CN" w:bidi="zh_CN"/>
@@ -480,7 +426,7 @@
           <w:lang w:val="zh_CN" w:bidi="zh_CN"/>
         </w:rPr>
       </w:r>
-      <w:hyperlink r:id="rId20">
+      <w:hyperlink r:id="rId13">
         <w:r>
           <w:rPr>
             <w:lang w:val="zh_CN" w:bidi="zh_CN"/>

--- a/zhs/docx/045.content.docx
+++ b/zhs/docx/045.content.docx
@@ -372,77 +372,6 @@
           <w:lang w:val="zh_CN" w:bidi="zh_CN"/>
         </w:rPr>
         <w:t>中赐下了指示，这样祭司就会知道什么时候一个斑点确实是这种可怕的疾病，或者它是否只是无害的皮疹。 如果祭司不能确定，那么有斑点的人必须独自待在社区外一个星期。 如果斑点变大了，那么祭司就会宣布这是皮肤病。 如果这个斑点有所改善，那么这个人必须洗澡，洗衣服，然后他就可以回到社区。 他又洁净了。</w:t>
-      </w:r>
-      <w:r>
-        <w:rPr>
-          <w:lang w:val="zh_CN" w:bidi="zh_CN"/>
-        </w:rPr>
-      </w:r>
-      <w:r>
-        <w:rPr>
-          <w:lang w:val="zh_CN" w:bidi="zh_CN"/>
-        </w:rPr>
-      </w:r>
-    </w:p>
-    <w:p>
-      <w:pPr/>
-      <w:r>
-        <w:rPr>
-          <w:lang w:val="zh_CN" w:bidi="zh_CN"/>
-        </w:rPr>
-      </w:r>
-    </w:p>
-    <w:p>
-      <w:pPr>
-        <w:pStyle w:val="Heading2"/>
-      </w:pPr>
-      <w:r>
-        <w:rPr>
-          <w:lang w:val="zh_CN" w:bidi="zh_CN"/>
-        </w:rPr>
-        <w:t>痲疯病</w:t>
-      </w:r>
-      <w:r>
-        <w:rPr>
-          <w:lang w:val="zh_CN" w:bidi="zh_CN"/>
-        </w:rPr>
-      </w:r>
-    </w:p>
-    <w:p>
-      <w:pPr>
-        <w:pStyle w:val="Heading4"/>
-      </w:pPr>
-      <w:r>
-        <w:rPr>
-          <w:lang w:val="zh_CN" w:bidi="zh_CN"/>
-        </w:rPr>
-        <w:t>Audio Content</w:t>
-      </w:r>
-    </w:p>
-    <w:p>
-      <w:pPr/>
-      <w:r>
-        <w:rPr>
-          <w:lang w:val="zh_CN" w:bidi="zh_CN"/>
-        </w:rPr>
-      </w:r>
-      <w:hyperlink r:id="rId13">
-        <w:r>
-          <w:rPr>
-            <w:lang w:val="zh_CN" w:bidi="zh_CN"/>
-          </w:rPr>
-          <w:rPr>
-            <w:color w:val="0000EE"/>
-            <w:u w:val="single"/>
-          </w:rPr>
-          <w:t>mp3 file</w:t>
-        </w:r>
-      </w:hyperlink>
-      <w:r>
-        <w:rPr>
-          <w:lang w:val="zh_CN" w:bidi="zh_CN"/>
-        </w:rPr>
-        <w:t xml:space="preserve"> (None KB)</w:t>
       </w:r>
       <w:r>
         <w:rPr>

--- a/zhs/docx/045.content.docx
+++ b/zhs/docx/045.content.docx
@@ -245,12 +245,18 @@
         </w:rPr>
         <w:t>即使许多圣经译本都使用痲疯病或痲疯病人这个词，但在圣经时代的</w:t>
       </w:r>
-      <w:r>
-        <w:rPr>
-          <w:lang w:val="zh_CN" w:bidi="zh_CN"/>
-        </w:rPr>
-        <w:t>以色列</w:t>
-      </w:r>
+      <w:hyperlink r:id="rId13">
+        <w:r>
+          <w:rPr>
+            <w:lang w:val="zh_CN" w:bidi="zh_CN"/>
+          </w:rPr>
+          <w:rPr>
+            <w:color w:val="0000EE"/>
+            <w:u w:val="single"/>
+          </w:rPr>
+          <w:t>以色列</w:t>
+        </w:r>
+      </w:hyperlink>
       <w:r>
         <w:rPr>
           <w:lang w:val="zh_CN" w:bidi="zh_CN"/>
@@ -271,17 +277,41 @@
         </w:rPr>
         <w:t>无论这种皮肤病是什么，患有这种疾病都是一件非常糟糕的事，因为患有这种疾病的人是"</w:t>
       </w:r>
+      <w:hyperlink r:id="rId14">
+        <w:r>
+          <w:rPr>
+            <w:lang w:val="zh_CN" w:bidi="zh_CN"/>
+          </w:rPr>
+          <w:rPr>
+            <w:color w:val="0000EE"/>
+            <w:u w:val="single"/>
+          </w:rPr>
+          <w:t>不洁净</w:t>
+        </w:r>
+      </w:hyperlink>
       <w:r>
         <w:rPr>
           <w:lang w:val="zh_CN" w:bidi="zh_CN"/>
         </w:rPr>
-        <w:t>不洁净</w:t>
+        <w:t>的"，这表示这个人被认为不适合</w:t>
       </w:r>
+      <w:hyperlink r:id="rId15">
+        <w:r>
+          <w:rPr>
+            <w:lang w:val="zh_CN" w:bidi="zh_CN"/>
+          </w:rPr>
+          <w:rPr>
+            <w:color w:val="0000EE"/>
+            <w:u w:val="single"/>
+          </w:rPr>
+          <w:t>敬拜</w:t>
+        </w:r>
+      </w:hyperlink>
       <w:r>
         <w:rPr>
           <w:lang w:val="zh_CN" w:bidi="zh_CN"/>
         </w:rPr>
-        <w:t>的"，这表示这个人被认为不适合敬拜神。 一个不洁净的人不能参与社区内的活动。 他们必须住在社区外，远离其他人。 他们穿著那个时代的人因为某人去世而悲伤时所穿的衣服。如果其他人靠近他们，他们必须喊："小心，我们是不洁净的！" 这样就没有人会接近他们。</w:t>
+        <w:t>神。 一个不洁净的人不能参与社区内的活动。 他们必须住在社区外，远离其他人。 他们穿著那个时代的人因为某人去世而悲伤时所穿的衣服。如果其他人靠近他们，他们必须喊："小心，我们是不洁净的！" 这样就没有人会接近他们。</w:t>
       </w:r>
     </w:p>
     <w:p>
@@ -297,12 +327,18 @@
         </w:rPr>
         <w:t>这个疾病本身可能不具有传染性，但疾病提醒人们</w:t>
       </w:r>
-      <w:r>
-        <w:rPr>
-          <w:lang w:val="zh_CN" w:bidi="zh_CN"/>
-        </w:rPr>
-        <w:t>罪</w:t>
-      </w:r>
+      <w:hyperlink r:id="rId16">
+        <w:r>
+          <w:rPr>
+            <w:lang w:val="zh_CN" w:bidi="zh_CN"/>
+          </w:rPr>
+          <w:rPr>
+            <w:color w:val="0000EE"/>
+            <w:u w:val="single"/>
+          </w:rPr>
+          <w:t>罪</w:t>
+        </w:r>
+      </w:hyperlink>
       <w:r>
         <w:rPr>
           <w:lang w:val="zh_CN" w:bidi="zh_CN"/>
@@ -337,36 +373,54 @@
         </w:rPr>
         <w:t>每当有人注意到他们身上有一个奇怪的斑点时，他们必须告诉</w:t>
       </w:r>
-      <w:r>
-        <w:rPr>
-          <w:lang w:val="zh_CN" w:bidi="zh_CN"/>
-        </w:rPr>
-        <w:t>祭司</w:t>
-      </w:r>
+      <w:hyperlink r:id="rId17">
+        <w:r>
+          <w:rPr>
+            <w:lang w:val="zh_CN" w:bidi="zh_CN"/>
+          </w:rPr>
+          <w:rPr>
+            <w:color w:val="0000EE"/>
+            <w:u w:val="single"/>
+          </w:rPr>
+          <w:t>祭司</w:t>
+        </w:r>
+      </w:hyperlink>
       <w:r>
         <w:rPr>
           <w:lang w:val="zh_CN" w:bidi="zh_CN"/>
         </w:rPr>
         <w:t>。 祭司是在神的</w:t>
       </w:r>
-      <w:r>
-        <w:rPr>
-          <w:lang w:val="zh_CN" w:bidi="zh_CN"/>
-        </w:rPr>
-        <w:t>殿</w:t>
-      </w:r>
+      <w:hyperlink r:id="rId18">
+        <w:r>
+          <w:rPr>
+            <w:lang w:val="zh_CN" w:bidi="zh_CN"/>
+          </w:rPr>
+          <w:rPr>
+            <w:color w:val="0000EE"/>
+            <w:u w:val="single"/>
+          </w:rPr>
+          <w:t>殿</w:t>
+        </w:r>
+      </w:hyperlink>
       <w:r>
         <w:rPr>
           <w:lang w:val="zh_CN" w:bidi="zh_CN"/>
         </w:rPr>
         <w:t>中工作的人。 祭司负责确保人们在礼仪上是洁净的：祭司所举行的仪式使人们适合敬拜神。 因此，祭司必须决定一个身上有一个斑点的人是洁净还是洁净。 神在祂的</w:t>
       </w:r>
-      <w:r>
-        <w:rPr>
-          <w:lang w:val="zh_CN" w:bidi="zh_CN"/>
-        </w:rPr>
-        <w:t>律法</w:t>
-      </w:r>
+      <w:hyperlink r:id="rId19">
+        <w:r>
+          <w:rPr>
+            <w:lang w:val="zh_CN" w:bidi="zh_CN"/>
+          </w:rPr>
+          <w:rPr>
+            <w:color w:val="0000EE"/>
+            <w:u w:val="single"/>
+          </w:rPr>
+          <w:t>律法</w:t>
+        </w:r>
+      </w:hyperlink>
       <w:r>
         <w:rPr>
           <w:lang w:val="zh_CN" w:bidi="zh_CN"/>
